--- a/projects/TRD-EHR/paper1-trd-prediction/reserve/llm_similarity_judge.docx
+++ b/projects/TRD-EHR/paper1-trd-prediction/reserve/llm_similarity_judge.docx
@@ -17,8 +17,8 @@
       </w:pPr>
       <w:r>
         <w:rPr>
+          <w:b/>
           <w:bCs/>
-          <w:b/>
         </w:rPr>
         <w:t xml:space="preserve">A reserve analysis for the TRD-prediction manuscript. Not submitted.</w:t>
       </w:r>
@@ -29,8 +29,8 @@
       </w:pPr>
       <w:r>
         <w:rPr>
+          <w:b/>
           <w:bCs/>
-          <w:b/>
         </w:rPr>
         <w:t xml:space="preserve">Result in one line.</w:t>
       </w:r>
@@ -82,7 +82,7 @@
         <w:pStyle w:val="FirstParagraph"/>
       </w:pPr>
       <w:r>
-        <w:t xml:space="preserve">The full four-by-four grid of retrieval scheme against weighting strategy, on</w:t>
+        <w:t xml:space="preserve">The grid of retrieval scheme against weighting strategy, on</w:t>
       </w:r>
       <w:r>
         <w:t xml:space="preserve"> </w:t>
@@ -124,136 +124,108 @@
       </w:pPr>
       <w:r>
         <w:rPr>
+          <w:b/>
           <w:bCs/>
-          <w:b/>
+          <w:i/>
           <w:iCs/>
+        </w:rPr>
+        <w:t xml:space="preserve">Table R1.</w:t>
+      </w:r>
+      <w:r>
+        <w:rPr>
           <w:i/>
-        </w:rPr>
-        <w:t xml:space="preserve">Table R1.</w:t>
-      </w:r>
-      <w:r>
-        <w:rPr>
           <w:iCs/>
+        </w:rPr>
+        <w:t xml:space="preserve"> </w:t>
+      </w:r>
+      <w:r>
+        <w:rPr>
           <w:i/>
-        </w:rPr>
-        <w:t xml:space="preserve"> </w:t>
-      </w:r>
-      <w:r>
-        <w:rPr>
           <w:iCs/>
+        </w:rPr>
+        <w:t xml:space="preserve">Neighbor-weighted ROC AUC by retrieval scheme and weighting</w:t>
+      </w:r>
+      <w:r>
+        <w:rPr>
           <w:i/>
-        </w:rPr>
-        <w:t xml:space="preserve">Neighbor-weighted ROC AUC by retrieval scheme and weighting</w:t>
-      </w:r>
-      <w:r>
-        <w:rPr>
           <w:iCs/>
+        </w:rPr>
+        <w:t xml:space="preserve"> </w:t>
+      </w:r>
+      <w:r>
+        <w:rPr>
           <w:i/>
-        </w:rPr>
-        <w:t xml:space="preserve"> </w:t>
-      </w:r>
-      <w:r>
-        <w:rPr>
           <w:iCs/>
+        </w:rPr>
+        <w:t xml:space="preserve">strategy (embedded representation, held-out test set; K = 50 neighbors).</w:t>
+      </w:r>
+      <w:r>
+        <w:rPr>
           <w:i/>
-        </w:rPr>
-        <w:t xml:space="preserve">strategy (embedded representation, held-out test set; K = 50 neighbors).</w:t>
-      </w:r>
-      <w:r>
-        <w:rPr>
           <w:iCs/>
+        </w:rPr>
+        <w:t xml:space="preserve"> </w:t>
+      </w:r>
+      <w:r>
+        <w:rPr>
           <w:i/>
-        </w:rPr>
-        <w:t xml:space="preserve"> </w:t>
-      </w:r>
-      <w:r>
-        <w:rPr>
           <w:iCs/>
+        </w:rPr>
+        <w:t xml:space="preserve">“LLM”</w:t>
+      </w:r>
+      <w:r>
+        <w:rPr>
           <w:i/>
-        </w:rPr>
-        <w:t xml:space="preserve">“</w:t>
-      </w:r>
-      <w:r>
-        <w:rPr>
           <w:iCs/>
+        </w:rPr>
+        <w:t xml:space="preserve"> </w:t>
+      </w:r>
+      <w:r>
+        <w:rPr>
           <w:i/>
-        </w:rPr>
-        <w:t xml:space="preserve">LLM</w:t>
-      </w:r>
-      <w:r>
-        <w:rPr>
           <w:iCs/>
+        </w:rPr>
+        <w:t xml:space="preserve">weights each neighbor by the judge’s overall similarity score;</w:t>
+      </w:r>
+      <w:r>
+        <w:rPr>
           <w:i/>
-        </w:rPr>
-        <w:t xml:space="preserve">”</w:t>
-      </w:r>
-      <w:r>
-        <w:rPr>
           <w:iCs/>
+        </w:rPr>
+        <w:t xml:space="preserve"> </w:t>
+      </w:r>
+      <w:r>
+        <w:rPr>
           <w:i/>
-        </w:rPr>
-        <w:t xml:space="preserve"> </w:t>
-      </w:r>
-      <w:r>
-        <w:rPr>
           <w:iCs/>
+        </w:rPr>
+        <w:t xml:space="preserve">“combined”</w:t>
+      </w:r>
+      <w:r>
+        <w:rPr>
           <w:i/>
-        </w:rPr>
-        <w:t xml:space="preserve">weights each neighbor by the judge’s overall similarity score;</w:t>
-      </w:r>
-      <w:r>
-        <w:rPr>
           <w:iCs/>
+        </w:rPr>
+        <w:t xml:space="preserve"> </w:t>
+      </w:r>
+      <w:r>
+        <w:rPr>
           <w:i/>
-        </w:rPr>
-        <w:t xml:space="preserve"> </w:t>
-      </w:r>
-      <w:r>
-        <w:rPr>
           <w:iCs/>
+        </w:rPr>
+        <w:t xml:space="preserve">by the harmonic mean of cosine and judge similarity. For reference,</w:t>
+      </w:r>
+      <w:r>
+        <w:rPr>
           <w:i/>
-        </w:rPr>
-        <w:t xml:space="preserve">“</w:t>
-      </w:r>
-      <w:r>
-        <w:rPr>
           <w:iCs/>
+        </w:rPr>
+        <w:t xml:space="preserve"> </w:t>
+      </w:r>
+      <w:r>
+        <w:rPr>
           <w:i/>
-        </w:rPr>
-        <w:t xml:space="preserve">combined</w:t>
-      </w:r>
-      <w:r>
-        <w:rPr>
           <w:iCs/>
-          <w:i/>
-        </w:rPr>
-        <w:t xml:space="preserve">”</w:t>
-      </w:r>
-      <w:r>
-        <w:rPr>
-          <w:iCs/>
-          <w:i/>
-        </w:rPr>
-        <w:t xml:space="preserve"> </w:t>
-      </w:r>
-      <w:r>
-        <w:rPr>
-          <w:iCs/>
-          <w:i/>
-        </w:rPr>
-        <w:t xml:space="preserve">by the harmonic mean of cosine and judge similarity. For reference,</w:t>
-      </w:r>
-      <w:r>
-        <w:rPr>
-          <w:iCs/>
-          <w:i/>
-        </w:rPr>
-        <w:t xml:space="preserve"> </w:t>
-      </w:r>
-      <w:r>
-        <w:rPr>
-          <w:iCs/>
-          <w:i/>
         </w:rPr>
         <w:t xml:space="preserve">embedded logistic regression on the same patients reaches 0.657.</w:t>
       </w:r>
@@ -261,16 +233,25 @@
     <w:tbl>
       <w:tblPr>
         <w:tblStyle w:val="Table"/>
-        <w:tblW w:type="pct" w:w="0.0"/>
+        <w:tblW w:type="auto" w:w="0"/>
         <w:tblLook w:firstRow="1" w:lastRow="0" w:firstColumn="0" w:lastColumn="0" w:noHBand="0" w:noVBand="0" w:val="0020"/>
       </w:tblPr>
-      <w:tblGrid/>
+      <w:tblGrid>
+        <w:gridCol w:w="1584"/>
+        <w:gridCol w:w="1584"/>
+        <w:gridCol w:w="1584"/>
+        <w:gridCol w:w="1584"/>
+        <w:gridCol w:w="1584"/>
+      </w:tblGrid>
       <w:tr>
+        <w:trPr>
+          <w:tblHeader w:val="on"/>
+        </w:trPr>
         <w:tc>
+          <w:tcPr/>
           <w:p>
             <w:pPr>
               <w:pStyle w:val="Compact"/>
-              <w:jc w:val="left"/>
             </w:pPr>
             <w:r>
               <w:t xml:space="preserve">Retrieval scheme</w:t>
@@ -278,6 +259,7 @@
           </w:p>
         </w:tc>
         <w:tc>
+          <w:tcPr/>
           <w:p>
             <w:pPr>
               <w:pStyle w:val="Compact"/>
@@ -289,6 +271,7 @@
           </w:p>
         </w:tc>
         <w:tc>
+          <w:tcPr/>
           <w:p>
             <w:pPr>
               <w:pStyle w:val="Compact"/>
@@ -300,6 +283,7 @@
           </w:p>
         </w:tc>
         <w:tc>
+          <w:tcPr/>
           <w:p>
             <w:pPr>
               <w:pStyle w:val="Compact"/>
@@ -311,6 +295,7 @@
           </w:p>
         </w:tc>
         <w:tc>
+          <w:tcPr/>
           <w:p>
             <w:pPr>
               <w:pStyle w:val="Compact"/>
@@ -324,10 +309,10 @@
       </w:tr>
       <w:tr>
         <w:tc>
+          <w:tcPr/>
           <w:p>
             <w:pPr>
               <w:pStyle w:val="Compact"/>
-              <w:jc w:val="left"/>
             </w:pPr>
             <w:r>
               <w:t xml:space="preserve">Nearest</w:t>
@@ -335,6 +320,7 @@
           </w:p>
         </w:tc>
         <w:tc>
+          <w:tcPr/>
           <w:p>
             <w:pPr>
               <w:pStyle w:val="Compact"/>
@@ -346,6 +332,7 @@
           </w:p>
         </w:tc>
         <w:tc>
+          <w:tcPr/>
           <w:p>
             <w:pPr>
               <w:pStyle w:val="Compact"/>
@@ -357,6 +344,7 @@
           </w:p>
         </w:tc>
         <w:tc>
+          <w:tcPr/>
           <w:p>
             <w:pPr>
               <w:pStyle w:val="Compact"/>
@@ -368,6 +356,7 @@
           </w:p>
         </w:tc>
         <w:tc>
+          <w:tcPr/>
           <w:p>
             <w:pPr>
               <w:pStyle w:val="Compact"/>
@@ -381,10 +370,10 @@
       </w:tr>
       <w:tr>
         <w:tc>
+          <w:tcPr/>
           <w:p>
             <w:pPr>
               <w:pStyle w:val="Compact"/>
-              <w:jc w:val="left"/>
             </w:pPr>
             <w:r>
               <w:t xml:space="preserve">Subsampled</w:t>
@@ -392,6 +381,7 @@
           </w:p>
         </w:tc>
         <w:tc>
+          <w:tcPr/>
           <w:p>
             <w:pPr>
               <w:pStyle w:val="Compact"/>
@@ -403,6 +393,7 @@
           </w:p>
         </w:tc>
         <w:tc>
+          <w:tcPr/>
           <w:p>
             <w:pPr>
               <w:pStyle w:val="Compact"/>
@@ -414,6 +405,7 @@
           </w:p>
         </w:tc>
         <w:tc>
+          <w:tcPr/>
           <w:p>
             <w:pPr>
               <w:pStyle w:val="Compact"/>
@@ -425,6 +417,7 @@
           </w:p>
         </w:tc>
         <w:tc>
+          <w:tcPr/>
           <w:p>
             <w:pPr>
               <w:pStyle w:val="Compact"/>
@@ -438,10 +431,10 @@
       </w:tr>
       <w:tr>
         <w:tc>
+          <w:tcPr/>
           <w:p>
             <w:pPr>
               <w:pStyle w:val="Compact"/>
-              <w:jc w:val="left"/>
             </w:pPr>
             <w:r>
               <w:t xml:space="preserve">Random</w:t>
@@ -449,6 +442,7 @@
           </w:p>
         </w:tc>
         <w:tc>
+          <w:tcPr/>
           <w:p>
             <w:pPr>
               <w:pStyle w:val="Compact"/>
@@ -460,6 +454,7 @@
           </w:p>
         </w:tc>
         <w:tc>
+          <w:tcPr/>
           <w:p>
             <w:pPr>
               <w:pStyle w:val="Compact"/>
@@ -471,6 +466,7 @@
           </w:p>
         </w:tc>
         <w:tc>
+          <w:tcPr/>
           <w:p>
             <w:pPr>
               <w:pStyle w:val="Compact"/>
@@ -482,6 +478,7 @@
           </w:p>
         </w:tc>
         <w:tc>
+          <w:tcPr/>
           <w:p>
             <w:pPr>
               <w:pStyle w:val="Compact"/>
@@ -493,63 +490,6 @@
           </w:p>
         </w:tc>
       </w:tr>
-      <w:tr>
-        <w:tc>
-          <w:p>
-            <w:pPr>
-              <w:pStyle w:val="Compact"/>
-              <w:jc w:val="left"/>
-            </w:pPr>
-            <w:r>
-              <w:t xml:space="preserve">Farthest</w:t>
-            </w:r>
-          </w:p>
-        </w:tc>
-        <w:tc>
-          <w:p>
-            <w:pPr>
-              <w:pStyle w:val="Compact"/>
-              <w:jc w:val="right"/>
-            </w:pPr>
-            <w:r>
-              <w:t xml:space="preserve">0.4341</w:t>
-            </w:r>
-          </w:p>
-        </w:tc>
-        <w:tc>
-          <w:p>
-            <w:pPr>
-              <w:pStyle w:val="Compact"/>
-              <w:jc w:val="right"/>
-            </w:pPr>
-            <w:r>
-              <w:t xml:space="preserve">0.4321</w:t>
-            </w:r>
-          </w:p>
-        </w:tc>
-        <w:tc>
-          <w:p>
-            <w:pPr>
-              <w:pStyle w:val="Compact"/>
-              <w:jc w:val="right"/>
-            </w:pPr>
-            <w:r>
-              <w:t xml:space="preserve">0.4358</w:t>
-            </w:r>
-          </w:p>
-        </w:tc>
-        <w:tc>
-          <w:p>
-            <w:pPr>
-              <w:pStyle w:val="Compact"/>
-              <w:jc w:val="right"/>
-            </w:pPr>
-            <w:r>
-              <w:t xml:space="preserve">0.4338</w:t>
-            </w:r>
-          </w:p>
-        </w:tc>
-      </w:tr>
     </w:tbl>
     <w:p>
       <w:pPr>
@@ -565,8 +505,8 @@
       </w:pPr>
       <w:r>
         <w:rPr>
+          <w:b/>
           <w:bCs/>
-          <w:b/>
         </w:rPr>
         <w:t xml:space="preserve">Where retrieval already works, the judge adds nothing.</w:t>
       </w:r>
@@ -607,8 +547,8 @@
       </w:pPr>
       <w:r>
         <w:rPr>
+          <w:b/>
           <w:bCs/>
-          <w:b/>
         </w:rPr>
         <w:t xml:space="preserve">Where retrieval does not work, the judge helps.</w:t>
       </w:r>
@@ -661,8 +601,8 @@
       </w:pPr>
       <w:r>
         <w:rPr>
+          <w:b/>
           <w:bCs/>
-          <w:b/>
         </w:rPr>
         <w:t xml:space="preserve">Neither case is a use case.</w:t>
       </w:r>
@@ -729,7 +669,7 @@
     </w:p>
     <w:bookmarkEnd w:id="21"/>
     <w:bookmarkEnd w:id="22"/>
-    <w:bookmarkStart w:id="35" w:name="X63c38429e3789b064d641bee69aa47b592bf92d"/>
+    <w:bookmarkStart w:id="37" w:name="X63c38429e3789b064d641bee69aa47b592bf92d"/>
     <w:p>
       <w:pPr>
         <w:pStyle w:val="Heading1"/>
@@ -1312,24 +1252,24 @@
       </w:r>
       <w:r>
         <w:rPr>
+          <w:i/>
           <w:iCs/>
+        </w:rPr>
+        <w:t xml:space="preserve">low</w:t>
+      </w:r>
+      <w:r>
+        <w:t xml:space="preserve"> </w:t>
+      </w:r>
+      <w:r>
+        <w:t xml:space="preserve">and</w:t>
+      </w:r>
+      <w:r>
+        <w:t xml:space="preserve"> </w:t>
+      </w:r>
+      <w:r>
+        <w:rPr>
           <w:i/>
-        </w:rPr>
-        <w:t xml:space="preserve">low</w:t>
-      </w:r>
-      <w:r>
-        <w:t xml:space="preserve"> </w:t>
-      </w:r>
-      <w:r>
-        <w:t xml:space="preserve">and</w:t>
-      </w:r>
-      <w:r>
-        <w:t xml:space="preserve"> </w:t>
-      </w:r>
-      <w:r>
-        <w:rPr>
           <w:iCs/>
-          <w:i/>
         </w:rPr>
         <w:t xml:space="preserve">top-band</w:t>
       </w:r>
@@ -1343,13 +1283,7 @@
         <w:t xml:space="preserve"> </w:t>
       </w:r>
       <w:r>
-        <w:t xml:space="preserve">“</w:t>
-      </w:r>
-      <w:r>
-        <w:t xml:space="preserve">lowest</w:t>
-      </w:r>
-      <w:r>
-        <w:t xml:space="preserve">”</w:t>
+        <w:t xml:space="preserve">“lowest”</w:t>
       </w:r>
       <w:r>
         <w:t xml:space="preserve">,</w:t>
@@ -1358,13 +1292,7 @@
         <w:t xml:space="preserve"> </w:t>
       </w:r>
       <w:r>
-        <w:t xml:space="preserve">“</w:t>
-      </w:r>
-      <w:r>
-        <w:t xml:space="preserve">second-lowest</w:t>
-      </w:r>
-      <w:r>
-        <w:t xml:space="preserve">”</w:t>
+        <w:t xml:space="preserve">“second-lowest”</w:t>
       </w:r>
       <w:r>
         <w:t xml:space="preserve"> </w:t>
@@ -1418,8 +1346,8 @@
       </w:pPr>
       <w:r>
         <w:rPr>
+          <w:b/>
           <w:bCs/>
-          <w:b/>
         </w:rPr>
         <w:t xml:space="preserve">Narrative A</w:t>
       </w:r>
@@ -1454,8 +1382,8 @@
       </w:pPr>
       <w:r>
         <w:rPr>
+          <w:b/>
           <w:bCs/>
-          <w:b/>
         </w:rPr>
         <w:t xml:space="preserve">Narrative B</w:t>
       </w:r>
@@ -2057,8 +1985,8 @@
       </w:pPr>
       <w:r>
         <w:rPr>
+          <w:b/>
           <w:bCs/>
-          <w:b/>
         </w:rPr>
         <w:t xml:space="preserve">Narrative A</w:t>
       </w:r>
@@ -2093,8 +2021,8 @@
       </w:pPr>
       <w:r>
         <w:rPr>
+          <w:b/>
           <w:bCs/>
-          <w:b/>
         </w:rPr>
         <w:t xml:space="preserve">Narrative B</w:t>
       </w:r>
@@ -3714,8 +3642,8 @@
       </w:r>
       <w:r>
         <w:rPr>
+          <w:b/>
           <w:bCs/>
-          <w:b/>
         </w:rPr>
         <w:t xml:space="preserve">overall</w:t>
       </w:r>
@@ -3767,13 +3695,7 @@
         <w:t xml:space="preserve"> </w:t>
       </w:r>
       <w:r>
-        <w:t xml:space="preserve">“</w:t>
-      </w:r>
-      <w:r>
-        <w:t xml:space="preserve">Baseline symptom phenotype (PHQ-9 subitems)</w:t>
-      </w:r>
-      <w:r>
-        <w:t xml:space="preserve">”</w:t>
+        <w:t xml:space="preserve">“Baseline symptom phenotype (PHQ-9 subitems)”</w:t>
       </w:r>
       <w:r>
         <w:t xml:space="preserve">, and no</w:t>
@@ -3795,8 +3717,8 @@
       </w:r>
       <w:r>
         <w:rPr>
+          <w:i/>
           <w:iCs/>
-          <w:i/>
         </w:rPr>
         <w:t xml:space="preserve">Outcome</w:t>
       </w:r>
@@ -3825,13 +3747,7 @@
         <w:t xml:space="preserve"> </w:t>
       </w:r>
       <w:r>
-        <w:t xml:space="preserve">“</w:t>
-      </w:r>
-      <w:r>
-        <w:t xml:space="preserve">3y complexity</w:t>
-      </w:r>
-      <w:r>
-        <w:t xml:space="preserve">”</w:t>
+        <w:t xml:space="preserve">“3y complexity”</w:t>
       </w:r>
       <w:r>
         <w:t xml:space="preserve"> </w:t>
@@ -3995,8 +3911,8 @@
       </w:r>
       <w:r>
         <w:rPr>
+          <w:i/>
           <w:iCs/>
-          <w:i/>
         </w:rPr>
         <w:t xml:space="preserve">this</w:t>
       </w:r>
@@ -4049,8 +3965,8 @@
       </w:r>
       <w:r>
         <w:rPr>
+          <w:b/>
           <w:bCs/>
-          <w:b/>
         </w:rPr>
         <w:t xml:space="preserve">per-dimension sub-scores are not a decomposition of the overall score</w:t>
       </w:r>
@@ -4063,11 +3979,11 @@
     </w:p>
     <w:p>
       <w:pPr>
+        <w:pStyle w:val="Compact"/>
         <w:numPr>
           <w:ilvl w:val="0"/>
           <w:numId w:val="1001"/>
         </w:numPr>
-        <w:pStyle w:val="Compact"/>
       </w:pPr>
       <w:r>
         <w:t xml:space="preserve">The</w:t>
@@ -4092,22 +4008,22 @@
       </w:r>
       <w:r>
         <w:rPr>
+          <w:b/>
           <w:bCs/>
+        </w:rPr>
+        <w:t xml:space="preserve">not an aggregation of the</w:t>
+      </w:r>
+      <w:r>
+        <w:rPr>
           <w:b/>
-        </w:rPr>
-        <w:t xml:space="preserve">not an aggregation of the</w:t>
-      </w:r>
-      <w:r>
-        <w:rPr>
           <w:bCs/>
+        </w:rPr>
+        <w:t xml:space="preserve"> </w:t>
+      </w:r>
+      <w:r>
+        <w:rPr>
           <w:b/>
-        </w:rPr>
-        <w:t xml:space="preserve"> </w:t>
-      </w:r>
-      <w:r>
-        <w:rPr>
           <w:bCs/>
-          <w:b/>
         </w:rPr>
         <w:t xml:space="preserve">six sub-scores</w:t>
       </w:r>
@@ -4189,11 +4105,11 @@
     </w:p>
     <w:p>
       <w:pPr>
+        <w:pStyle w:val="Compact"/>
         <w:numPr>
           <w:ilvl w:val="0"/>
           <w:numId w:val="1001"/>
         </w:numPr>
-        <w:pStyle w:val="Compact"/>
       </w:pPr>
       <w:r>
         <w:t xml:space="preserve">The free-text</w:t>
@@ -4325,7 +4241,7 @@
       </w:r>
     </w:p>
     <w:bookmarkEnd w:id="30"/>
-    <w:bookmarkStart w:id="32" w:name="s1.6-re-judging-under-a-corrected-rubric"/>
+    <w:bookmarkStart w:id="34" w:name="s1.6-re-judging-under-a-corrected-rubric"/>
     <w:p>
       <w:pPr>
         <w:pStyle w:val="Heading2"/>
@@ -4360,8 +4276,8 @@
       </w:pPr>
       <w:r>
         <w:rPr>
+          <w:b/>
           <w:bCs/>
-          <w:b/>
         </w:rPr>
         <w:t xml:space="preserve">The change.</w:t>
       </w:r>
@@ -4375,19 +4291,13 @@
         <w:t xml:space="preserve"> </w:t>
       </w:r>
       <w:r>
-        <w:t xml:space="preserve">“</w:t>
-      </w:r>
-      <w:r>
-        <w:t xml:space="preserve">Baseline symptom phenotype (PHQ-9</w:t>
-      </w:r>
-      <w:r>
-        <w:t xml:space="preserve"> </w:t>
-      </w:r>
-      <w:r>
-        <w:t xml:space="preserve">subitems)</w:t>
-      </w:r>
-      <w:r>
-        <w:t xml:space="preserve">”</w:t>
+        <w:t xml:space="preserve">“Baseline symptom phenotype (PHQ-9</w:t>
+      </w:r>
+      <w:r>
+        <w:t xml:space="preserve"> </w:t>
+      </w:r>
+      <w:r>
+        <w:t xml:space="preserve">subitems)”</w:t>
       </w:r>
       <w:r>
         <w:t xml:space="preserve">, is removed, and the surviving five dimensions are rescaled from</w:t>
@@ -4450,8 +4360,8 @@
       </w:pPr>
       <w:r>
         <w:rPr>
+          <w:b/>
           <w:bCs/>
-          <w:b/>
         </w:rPr>
         <w:t xml:space="preserve">The design.</w:t>
       </w:r>
@@ -4546,8 +4456,8 @@
       </w:pPr>
       <w:r>
         <w:rPr>
+          <w:b/>
           <w:bCs/>
-          <w:b/>
         </w:rPr>
         <w:t xml:space="preserve">The decision rule, fixed in advance.</w:t>
       </w:r>
@@ -4588,99 +4498,99 @@
       </w:pPr>
       <w:r>
         <w:rPr>
+          <w:b/>
           <w:bCs/>
+        </w:rPr>
+        <w:t xml:space="preserve">The result: the cached judgements stand.</w:t>
+      </w:r>
+      <w:r>
+        <w:t xml:space="preserve"> </w:t>
+      </w:r>
+      <w:r>
+        <w:t xml:space="preserve">Across the 5,000 re-judged pairs the</w:t>
+      </w:r>
+      <w:r>
+        <w:t xml:space="preserve"> </w:t>
+      </w:r>
+      <w:r>
+        <w:t xml:space="preserve">corrected rubric agrees with the cached one at Pearson</w:t>
+      </w:r>
+      <w:r>
+        <w:t xml:space="preserve"> </w:t>
+      </w:r>
+      <w:r>
+        <w:rPr>
+          <w:i/>
+          <w:iCs/>
+        </w:rPr>
+        <w:t xml:space="preserve">r</w:t>
+      </w:r>
+      <w:r>
+        <w:t xml:space="preserve"> </w:t>
+      </w:r>
+      <w:r>
+        <w:t xml:space="preserve">= 0.929 and Spearman</w:t>
+      </w:r>
+      <w:r>
+        <w:t xml:space="preserve"> </w:t>
+      </w:r>
+      <w:r>
+        <w:t xml:space="preserve">ρ = 0.923, and the agreement is slightly</w:t>
+      </w:r>
+      <w:r>
+        <w:t xml:space="preserve"> </w:t>
+      </w:r>
+      <w:r>
+        <w:rPr>
+          <w:i/>
+          <w:iCs/>
+        </w:rPr>
+        <w:t xml:space="preserve">higher</w:t>
+      </w:r>
+      <w:r>
+        <w:t xml:space="preserve"> </w:t>
+      </w:r>
+      <w:r>
+        <w:t xml:space="preserve">on the derived neighbour weight</w:t>
+      </w:r>
+      <w:r>
+        <w:t xml:space="preserve"> </w:t>
+      </w:r>
+      <w:r>
+        <w:t xml:space="preserve">(</w:t>
+      </w:r>
+      <w:r>
+        <w:rPr>
+          <w:i/>
+          <w:iCs/>
+        </w:rPr>
+        <w:t xml:space="preserve">r</w:t>
+      </w:r>
+      <w:r>
+        <w:t xml:space="preserve"> </w:t>
+      </w:r>
+      <w:r>
+        <w:t xml:space="preserve">= 0.932) than on the raw score, so the quantity the predictor consumes is</w:t>
+      </w:r>
+      <w:r>
+        <w:t xml:space="preserve"> </w:t>
+      </w:r>
+      <w:r>
+        <w:t xml:space="preserve">not more sensitive to the change than the score it is built from. The median</w:t>
+      </w:r>
+      <w:r>
+        <w:t xml:space="preserve"> </w:t>
+      </w:r>
+      <w:r>
+        <w:t xml:space="preserve">absolute difference is</w:t>
+      </w:r>
+      <w:r>
+        <w:t xml:space="preserve"> </w:t>
+      </w:r>
+      <w:r>
+        <w:rPr>
           <w:b/>
-        </w:rPr>
-        <w:t xml:space="preserve">The result: the cached judgements stand.</w:t>
-      </w:r>
-      <w:r>
-        <w:t xml:space="preserve"> </w:t>
-      </w:r>
-      <w:r>
-        <w:t xml:space="preserve">Across the 5,000 re-judged pairs the</w:t>
-      </w:r>
-      <w:r>
-        <w:t xml:space="preserve"> </w:t>
-      </w:r>
-      <w:r>
-        <w:t xml:space="preserve">corrected rubric agrees with the cached one at Pearson</w:t>
-      </w:r>
-      <w:r>
-        <w:t xml:space="preserve"> </w:t>
-      </w:r>
-      <w:r>
-        <w:rPr>
-          <w:iCs/>
-          <w:i/>
-        </w:rPr>
-        <w:t xml:space="preserve">r</w:t>
-      </w:r>
-      <w:r>
-        <w:t xml:space="preserve"> </w:t>
-      </w:r>
-      <w:r>
-        <w:t xml:space="preserve">= 0.929 and Spearman</w:t>
-      </w:r>
-      <w:r>
-        <w:t xml:space="preserve"> </w:t>
-      </w:r>
-      <w:r>
-        <w:t xml:space="preserve">ρ = 0.923, and the agreement is slightly</w:t>
-      </w:r>
-      <w:r>
-        <w:t xml:space="preserve"> </w:t>
-      </w:r>
-      <w:r>
-        <w:rPr>
-          <w:iCs/>
-          <w:i/>
-        </w:rPr>
-        <w:t xml:space="preserve">higher</w:t>
-      </w:r>
-      <w:r>
-        <w:t xml:space="preserve"> </w:t>
-      </w:r>
-      <w:r>
-        <w:t xml:space="preserve">on the derived neighbour weight</w:t>
-      </w:r>
-      <w:r>
-        <w:t xml:space="preserve"> </w:t>
-      </w:r>
-      <w:r>
-        <w:t xml:space="preserve">(</w:t>
-      </w:r>
-      <w:r>
-        <w:rPr>
-          <w:iCs/>
-          <w:i/>
-        </w:rPr>
-        <w:t xml:space="preserve">r</w:t>
-      </w:r>
-      <w:r>
-        <w:t xml:space="preserve"> </w:t>
-      </w:r>
-      <w:r>
-        <w:t xml:space="preserve">= 0.932) than on the raw score, so the quantity the predictor consumes is</w:t>
-      </w:r>
-      <w:r>
-        <w:t xml:space="preserve"> </w:t>
-      </w:r>
-      <w:r>
-        <w:t xml:space="preserve">not more sensitive to the change than the score it is built from. The median</w:t>
-      </w:r>
-      <w:r>
-        <w:t xml:space="preserve"> </w:t>
-      </w:r>
-      <w:r>
-        <w:t xml:space="preserve">absolute difference is</w:t>
-      </w:r>
-      <w:r>
-        <w:t xml:space="preserve"> </w:t>
-      </w:r>
-      <w:r>
-        <w:rPr>
           <w:bCs/>
-          <w:b/>
         </w:rPr>
         <w:t xml:space="preserve">0 points</w:t>
       </w:r>
@@ -4806,13 +4716,7 @@
         <w:t xml:space="preserve"> </w:t>
       </w:r>
       <w:r>
-        <w:t xml:space="preserve">“</w:t>
-      </w:r>
-      <w:r>
-        <w:t xml:space="preserve">output 0 if Missing</w:t>
-      </w:r>
-      <w:r>
-        <w:t xml:space="preserve">”</w:t>
+        <w:t xml:space="preserve">“output 0 if Missing”</w:t>
       </w:r>
       <w:r>
         <w:t xml:space="preserve"> </w:t>
@@ -4833,8 +4737,8 @@
       </w:pPr>
       <w:r>
         <w:rPr>
+          <w:b/>
           <w:bCs/>
-          <w:b/>
         </w:rPr>
         <w:t xml:space="preserve">Decision.</w:t>
       </w:r>
@@ -4887,66 +4791,66 @@
       </w:pPr>
       <w:r>
         <w:rPr>
+          <w:b/>
           <w:bCs/>
-          <w:b/>
+          <w:i/>
           <w:iCs/>
+        </w:rPr>
+        <w:t xml:space="preserve">Figure S8.</w:t>
+      </w:r>
+      <w:r>
+        <w:rPr>
           <w:i/>
-        </w:rPr>
-        <w:t xml:space="preserve">Figure S8.</w:t>
-      </w:r>
-      <w:r>
-        <w:rPr>
           <w:iCs/>
+        </w:rPr>
+        <w:t xml:space="preserve"> </w:t>
+      </w:r>
+      <w:r>
+        <w:rPr>
           <w:i/>
-        </w:rPr>
-        <w:t xml:space="preserve"> </w:t>
-      </w:r>
-      <w:r>
-        <w:rPr>
           <w:iCs/>
+        </w:rPr>
+        <w:t xml:space="preserve">Cached against corrected judgements over 5,000 randomly sampled</w:t>
+      </w:r>
+      <w:r>
+        <w:rPr>
           <w:i/>
-        </w:rPr>
-        <w:t xml:space="preserve">Cached against corrected judgements over 5,000 randomly sampled</w:t>
-      </w:r>
-      <w:r>
-        <w:rPr>
           <w:iCs/>
+        </w:rPr>
+        <w:t xml:space="preserve"> </w:t>
+      </w:r>
+      <w:r>
+        <w:rPr>
           <w:i/>
-        </w:rPr>
-        <w:t xml:space="preserve"> </w:t>
-      </w:r>
-      <w:r>
-        <w:rPr>
           <w:iCs/>
+        </w:rPr>
+        <w:t xml:space="preserve">pairs. Left: joint distribution of overall similarity under the two rubrics, with</w:t>
+      </w:r>
+      <w:r>
+        <w:rPr>
           <w:i/>
-        </w:rPr>
-        <w:t xml:space="preserve">pairs. Left: joint distribution of overall similarity under the two rubrics, with</w:t>
-      </w:r>
-      <w:r>
-        <w:rPr>
           <w:iCs/>
+        </w:rPr>
+        <w:t xml:space="preserve"> </w:t>
+      </w:r>
+      <w:r>
+        <w:rPr>
           <w:i/>
-        </w:rPr>
-        <w:t xml:space="preserve"> </w:t>
-      </w:r>
-      <w:r>
-        <w:rPr>
           <w:iCs/>
+        </w:rPr>
+        <w:t xml:space="preserve">the identity line. Right: the distribution of their difference, corrected minus</w:t>
+      </w:r>
+      <w:r>
+        <w:rPr>
           <w:i/>
-        </w:rPr>
-        <w:t xml:space="preserve">the identity line. Right: the distribution of their difference, corrected minus</w:t>
-      </w:r>
-      <w:r>
-        <w:rPr>
           <w:iCs/>
+        </w:rPr>
+        <w:t xml:space="preserve"> </w:t>
+      </w:r>
+      <w:r>
+        <w:rPr>
           <w:i/>
-        </w:rPr>
-        <w:t xml:space="preserve"> </w:t>
-      </w:r>
-      <w:r>
-        <w:rPr>
           <w:iCs/>
-          <w:i/>
         </w:rPr>
         <w:t xml:space="preserve">cached.</w:t>
       </w:r>
@@ -4960,12 +4864,12 @@
           <wp:inline>
             <wp:extent cx="5486400" cy="2096408"/>
             <wp:effectExtent b="0" l="0" r="0" t="0"/>
-            <wp:docPr descr="" title="" id="1" name="Picture"/>
+            <wp:docPr descr="" title="" id="32" name="Picture"/>
             <a:graphic>
               <a:graphicData uri="http://schemas.openxmlformats.org/drawingml/2006/picture">
                 <pic:pic>
                   <pic:nvPicPr>
-                    <pic:cNvPr descr="../../results/review/judge_prompt/judge_prompt_agreement.png" id="0" name="Picture"/>
+                    <pic:cNvPr descr="../../results/review/judge_prompt/judge_prompt_agreement.png" id="33" name="Picture"/>
                     <pic:cNvPicPr>
                       <a:picLocks noChangeArrowheads="1" noChangeAspect="1"/>
                     </pic:cNvPicPr>
@@ -4998,8 +4902,8 @@
         </w:drawing>
       </w:r>
     </w:p>
-    <w:bookmarkEnd w:id="32"/>
-    <w:bookmarkStart w:id="33" w:name="X250672e02791616496f1a51529b6a221a3be3b9"/>
+    <w:bookmarkEnd w:id="34"/>
+    <w:bookmarkStart w:id="35" w:name="X250672e02791616496f1a51529b6a221a3be3b9"/>
     <w:p>
       <w:pPr>
         <w:pStyle w:val="Heading2"/>
@@ -5092,8 +4996,8 @@
       </w:pPr>
       <w:r>
         <w:rPr>
+          <w:b/>
           <w:bCs/>
-          <w:b/>
         </w:rPr>
         <w:t xml:space="preserve">Counts.</w:t>
       </w:r>
@@ -5122,8 +5026,8 @@
       </w:pPr>
       <w:r>
         <w:rPr>
+          <w:b/>
           <w:bCs/>
-          <w:b/>
         </w:rPr>
         <w:t xml:space="preserve">One contrast depends on the judge.</w:t>
       </w:r>
@@ -5150,8 +5054,24 @@
       </w:r>
       <w:r>
         <w:rPr>
+          <w:i/>
           <w:iCs/>
+        </w:rPr>
+        <w:t xml:space="preserve">P</w:t>
+      </w:r>
+      <w:r>
+        <w:t xml:space="preserve"> </w:t>
+      </w:r>
+      <w:r>
+        <w:t xml:space="preserve">= .013) and under combined weighting (−0.047, adjusted</w:t>
+      </w:r>
+      <w:r>
+        <w:t xml:space="preserve"> </w:t>
+      </w:r>
+      <w:r>
+        <w:rPr>
           <w:i/>
+          <w:iCs/>
         </w:rPr>
         <w:t xml:space="preserve">P</w:t>
       </w:r>
@@ -5159,53 +5079,37 @@
         <w:t xml:space="preserve"> </w:t>
       </w:r>
       <w:r>
-        <w:t xml:space="preserve">= .013) and under combined weighting (−0.047, adjusted</w:t>
-      </w:r>
-      <w:r>
-        <w:t xml:space="preserve"> </w:t>
-      </w:r>
-      <w:r>
-        <w:rPr>
+        <w:t xml:space="preserve">= .023), and</w:t>
+      </w:r>
+      <w:r>
+        <w:t xml:space="preserve"> </w:t>
+      </w:r>
+      <w:r>
+        <w:t xml:space="preserve">does not survive under either reported weighting (uniform −0.040, adjusted</w:t>
+      </w:r>
+      <w:r>
+        <w:t xml:space="preserve"> </w:t>
+      </w:r>
+      <w:r>
+        <w:rPr>
+          <w:i/>
           <w:iCs/>
+        </w:rPr>
+        <w:t xml:space="preserve">P</w:t>
+      </w:r>
+      <w:r>
+        <w:t xml:space="preserve"> </w:t>
+      </w:r>
+      <w:r>
+        <w:t xml:space="preserve">= .077; cosine −0.041, adjusted</w:t>
+      </w:r>
+      <w:r>
+        <w:t xml:space="preserve"> </w:t>
+      </w:r>
+      <w:r>
+        <w:rPr>
           <w:i/>
-        </w:rPr>
-        <w:t xml:space="preserve">P</w:t>
-      </w:r>
-      <w:r>
-        <w:t xml:space="preserve"> </w:t>
-      </w:r>
-      <w:r>
-        <w:t xml:space="preserve">= .023), and</w:t>
-      </w:r>
-      <w:r>
-        <w:t xml:space="preserve"> </w:t>
-      </w:r>
-      <w:r>
-        <w:t xml:space="preserve">does not survive under either reported weighting (uniform −0.040, adjusted</w:t>
-      </w:r>
-      <w:r>
-        <w:t xml:space="preserve"> </w:t>
-      </w:r>
-      <w:r>
-        <w:rPr>
           <w:iCs/>
-          <w:i/>
-        </w:rPr>
-        <w:t xml:space="preserve">P</w:t>
-      </w:r>
-      <w:r>
-        <w:t xml:space="preserve"> </w:t>
-      </w:r>
-      <w:r>
-        <w:t xml:space="preserve">= .077; cosine −0.041, adjusted</w:t>
-      </w:r>
-      <w:r>
-        <w:t xml:space="preserve"> </w:t>
-      </w:r>
-      <w:r>
-        <w:rPr>
-          <w:iCs/>
-          <w:i/>
         </w:rPr>
         <w:t xml:space="preserve">P</w:t>
       </w:r>
@@ -5240,8 +5144,8 @@
       </w:pPr>
       <w:r>
         <w:rPr>
+          <w:b/>
           <w:bCs/>
-          <w:b/>
         </w:rPr>
         <w:t xml:space="preserve">Two others shift in count without shifting in conclusion.</w:t>
       </w:r>
@@ -5288,8 +5192,8 @@
         <w:t xml:space="preserve">of the multiplicity denominator, not the evidence.</w:t>
       </w:r>
     </w:p>
-    <w:bookmarkEnd w:id="33"/>
-    <w:bookmarkStart w:id="34" w:name="where-the-numbers-live"/>
+    <w:bookmarkEnd w:id="35"/>
+    <w:bookmarkStart w:id="36" w:name="where-the-numbers-live"/>
     <w:p>
       <w:pPr>
         <w:pStyle w:val="Heading2"/>
@@ -5301,7 +5205,8 @@
     <w:tbl>
       <w:tblPr>
         <w:tblStyle w:val="Table"/>
-        <w:tblW w:type="pct" w:w="5000.0"/>
+        <w:tblW w:type="pct" w:w="5000"/>
+        <w:tblLayout w:type="fixed"/>
         <w:tblLook w:firstRow="1" w:lastRow="0" w:firstColumn="0" w:lastColumn="0" w:noHBand="0" w:noVBand="0" w:val="0020"/>
       </w:tblPr>
       <w:tblGrid>
@@ -5309,11 +5214,14 @@
         <w:gridCol w:w="3960"/>
       </w:tblGrid>
       <w:tr>
+        <w:trPr>
+          <w:tblHeader w:val="on"/>
+        </w:trPr>
         <w:tc>
+          <w:tcPr/>
           <w:p>
             <w:pPr>
               <w:pStyle w:val="Compact"/>
-              <w:jc w:val="left"/>
             </w:pPr>
             <w:r>
               <w:t xml:space="preserve">Quantity</w:t>
@@ -5321,10 +5229,10 @@
           </w:p>
         </w:tc>
         <w:tc>
+          <w:tcPr/>
           <w:p>
             <w:pPr>
               <w:pStyle w:val="Compact"/>
-              <w:jc w:val="left"/>
             </w:pPr>
             <w:r>
               <w:t xml:space="preserve">File</w:t>
@@ -5334,21 +5242,21 @@
       </w:tr>
       <w:tr>
         <w:tc>
+          <w:tcPr/>
           <w:p>
             <w:pPr>
               <w:pStyle w:val="Compact"/>
-              <w:jc w:val="left"/>
             </w:pPr>
             <w:r>
-              <w:t xml:space="preserve">The four-by-four retrieval grid, with intervals and effective sample sizes</w:t>
+              <w:t xml:space="preserve">The retrieval grid, with intervals and effective sample sizes</w:t>
             </w:r>
           </w:p>
         </w:tc>
         <w:tc>
+          <w:tcPr/>
           <w:p>
             <w:pPr>
               <w:pStyle w:val="Compact"/>
-              <w:jc w:val="left"/>
             </w:pPr>
             <w:r>
               <w:rPr>
@@ -5361,10 +5269,10 @@
       </w:tr>
       <w:tr>
         <w:tc>
+          <w:tcPr/>
           <w:p>
             <w:pPr>
               <w:pStyle w:val="Compact"/>
-              <w:jc w:val="left"/>
             </w:pPr>
             <w:r>
               <w:t xml:space="preserve">Cached pairwise judgements</w:t>
@@ -5372,10 +5280,10 @@
           </w:p>
         </w:tc>
         <w:tc>
+          <w:tcPr/>
           <w:p>
             <w:pPr>
               <w:pStyle w:val="Compact"/>
-              <w:jc w:val="left"/>
             </w:pPr>
             <w:r>
               <w:t xml:space="preserve">the judgement cache written by the neighbor pipeline</w:t>
@@ -5385,10 +5293,10 @@
       </w:tr>
       <w:tr>
         <w:tc>
+          <w:tcPr/>
           <w:p>
             <w:pPr>
               <w:pStyle w:val="Compact"/>
-              <w:jc w:val="left"/>
             </w:pPr>
             <w:r>
               <w:t xml:space="preserve">Worked-example judgements</w:t>
@@ -5396,10 +5304,10 @@
           </w:p>
         </w:tc>
         <w:tc>
+          <w:tcPr/>
           <w:p>
             <w:pPr>
               <w:pStyle w:val="Compact"/>
-              <w:jc w:val="left"/>
             </w:pPr>
             <w:r>
               <w:rPr>
@@ -5412,10 +5320,10 @@
       </w:tr>
       <w:tr>
         <w:tc>
+          <w:tcPr/>
           <w:p>
             <w:pPr>
               <w:pStyle w:val="Compact"/>
-              <w:jc w:val="left"/>
             </w:pPr>
             <w:r>
               <w:t xml:space="preserve">Re-judging under the corrected rubric</w:t>
@@ -5423,10 +5331,10 @@
           </w:p>
         </w:tc>
         <w:tc>
+          <w:tcPr/>
           <w:p>
             <w:pPr>
               <w:pStyle w:val="Compact"/>
-              <w:jc w:val="left"/>
             </w:pPr>
             <w:r>
               <w:rPr>
@@ -5451,10 +5359,10 @@
       </w:tr>
       <w:tr>
         <w:tc>
+          <w:tcPr/>
           <w:p>
             <w:pPr>
               <w:pStyle w:val="Compact"/>
-              <w:jc w:val="left"/>
             </w:pPr>
             <w:r>
               <w:t xml:space="preserve">Subgroup contrasts, all 288</w:t>
@@ -5462,10 +5370,10 @@
           </w:p>
         </w:tc>
         <w:tc>
+          <w:tcPr/>
           <w:p>
             <w:pPr>
               <w:pStyle w:val="Compact"/>
-              <w:jc w:val="left"/>
             </w:pPr>
             <w:r>
               <w:rPr>
@@ -5509,11 +5417,11 @@
         <w:t xml:space="preserve"> </w:t>
       </w:r>
       <w:r>
-        <w:t xml:space="preserve">pipeline on the primary encoder.</w:t>
+        <w:t xml:space="preserve">pipeline on Qwen3-Embedding-8B.</w:t>
       </w:r>
     </w:p>
-    <w:bookmarkEnd w:id="34"/>
-    <w:bookmarkEnd w:id="35"/>
+    <w:bookmarkEnd w:id="36"/>
+    <w:bookmarkEnd w:id="37"/>
     <w:sectPr>
       <w:pgSz w:h="15840" w:w="12240"/>
       <w:pgMar w:bottom="1440" w:footer="708" w:gutter="0" w:header="708" w:left="1800" w:right="1800" w:top="1440"/>
@@ -5725,14 +5633,14 @@
     </w:lvl>
   </w:abstractNum>
   <w:abstractNum w:abstractNumId="990">
-    <w:nsid w:val="2c1ae401"/>
+    <w:nsid w:val="0000A990"/>
     <w:multiLevelType w:val="multilevel"/>
     <w:lvl w:ilvl="0">
       <w:numFmt w:val="bullet"/>
       <w:lvlText w:val=" "/>
       <w:lvlJc w:val="left"/>
       <w:pPr>
-        <w:ind w:left="720" w:hanging="480"/>
+        <w:ind w:left="720" w:hanging="360"/>
       </w:pPr>
     </w:lvl>
     <w:lvl w:ilvl="1">
@@ -5740,7 +5648,7 @@
       <w:lvlText w:val=" "/>
       <w:lvlJc w:val="left"/>
       <w:pPr>
-        <w:ind w:left="1440" w:hanging="480"/>
+        <w:ind w:left="1440" w:hanging="360"/>
       </w:pPr>
     </w:lvl>
     <w:lvl w:ilvl="2">
@@ -5748,7 +5656,7 @@
       <w:lvlText w:val=" "/>
       <w:lvlJc w:val="left"/>
       <w:pPr>
-        <w:ind w:left="2160" w:hanging="480"/>
+        <w:ind w:left="2160" w:hanging="360"/>
       </w:pPr>
     </w:lvl>
     <w:lvl w:ilvl="3">
@@ -5756,7 +5664,7 @@
       <w:lvlText w:val=" "/>
       <w:lvlJc w:val="left"/>
       <w:pPr>
-        <w:ind w:left="2880" w:hanging="480"/>
+        <w:ind w:left="2880" w:hanging="360"/>
       </w:pPr>
     </w:lvl>
     <w:lvl w:ilvl="4">
@@ -5764,7 +5672,7 @@
       <w:lvlText w:val=" "/>
       <w:lvlJc w:val="left"/>
       <w:pPr>
-        <w:ind w:left="3600" w:hanging="480"/>
+        <w:ind w:left="3600" w:hanging="360"/>
       </w:pPr>
     </w:lvl>
     <w:lvl w:ilvl="5">
@@ -5772,7 +5680,7 @@
       <w:lvlText w:val=" "/>
       <w:lvlJc w:val="left"/>
       <w:pPr>
-        <w:ind w:left="4320" w:hanging="480"/>
+        <w:ind w:left="4320" w:hanging="360"/>
       </w:pPr>
     </w:lvl>
     <w:lvl w:ilvl="6">
@@ -5780,7 +5688,7 @@
       <w:lvlText w:val=" "/>
       <w:lvlJc w:val="left"/>
       <w:pPr>
-        <w:ind w:left="5040" w:hanging="480"/>
+        <w:ind w:left="5040" w:hanging="360"/>
       </w:pPr>
     </w:lvl>
     <w:lvl w:ilvl="7">
@@ -5788,7 +5696,7 @@
       <w:lvlText w:val=" "/>
       <w:lvlJc w:val="left"/>
       <w:pPr>
-        <w:ind w:left="5760" w:hanging="480"/>
+        <w:ind w:left="5760" w:hanging="360"/>
       </w:pPr>
     </w:lvl>
     <w:lvl w:ilvl="8">
@@ -5796,84 +5704,111 @@
       <w:lvlText w:val=" "/>
       <w:lvlJc w:val="left"/>
       <w:pPr>
-        <w:ind w:left="6480" w:hanging="480"/>
+        <w:ind w:left="6480" w:hanging="360"/>
       </w:pPr>
     </w:lvl>
   </w:abstractNum>
   <w:abstractNum w:abstractNumId="991">
-    <w:nsid w:val="ea454b4c"/>
+    <w:nsid w:val="0000A991"/>
     <w:multiLevelType w:val="multilevel"/>
     <w:lvl w:ilvl="0">
       <w:numFmt w:val="bullet"/>
-      <w:lvlText w:val="•"/>
+      <w:lvlText w:val=""/>
       <w:lvlJc w:val="left"/>
       <w:pPr>
-        <w:ind w:left="720" w:hanging="480"/>
-      </w:pPr>
+        <w:ind w:left="720" w:hanging="360"/>
+      </w:pPr>
+      <w:rPr>
+        <w:rFonts w:ascii="Symbol" w:hAnsi="Symbol" w:cs="Symbol" w:hint="default"/>
+      </w:rPr>
     </w:lvl>
     <w:lvl w:ilvl="1">
       <w:numFmt w:val="bullet"/>
-      <w:lvlText w:val="–"/>
+      <w:lvlText w:val="o"/>
       <w:lvlJc w:val="left"/>
       <w:pPr>
-        <w:ind w:left="1440" w:hanging="480"/>
-      </w:pPr>
+        <w:ind w:left="1440" w:hanging="360"/>
+      </w:pPr>
+      <w:rPr>
+        <w:rFonts w:ascii="Courier New" w:hAnsi="Courier New" w:cs="Courier New" w:hint="default"/>
+      </w:rPr>
     </w:lvl>
     <w:lvl w:ilvl="2">
       <w:numFmt w:val="bullet"/>
-      <w:lvlText w:val="•"/>
+      <w:lvlText w:val=""/>
       <w:lvlJc w:val="left"/>
       <w:pPr>
-        <w:ind w:left="2160" w:hanging="480"/>
-      </w:pPr>
+        <w:ind w:left="2160" w:hanging="360"/>
+      </w:pPr>
+      <w:rPr>
+        <w:rFonts w:ascii="Wingdings" w:hAnsi="Wingdings" w:cs="Wingdings" w:hint="default"/>
+      </w:rPr>
     </w:lvl>
     <w:lvl w:ilvl="3">
       <w:numFmt w:val="bullet"/>
-      <w:lvlText w:val="–"/>
+      <w:lvlText w:val=""/>
       <w:lvlJc w:val="left"/>
       <w:pPr>
-        <w:ind w:left="2880" w:hanging="480"/>
-      </w:pPr>
+        <w:ind w:left="2880" w:hanging="360"/>
+      </w:pPr>
+      <w:rPr>
+        <w:rFonts w:ascii="Symbol" w:hAnsi="Symbol" w:cs="Symbol" w:hint="default"/>
+      </w:rPr>
     </w:lvl>
     <w:lvl w:ilvl="4">
       <w:numFmt w:val="bullet"/>
-      <w:lvlText w:val="•"/>
+      <w:lvlText w:val="o"/>
       <w:lvlJc w:val="left"/>
       <w:pPr>
-        <w:ind w:left="3600" w:hanging="480"/>
-      </w:pPr>
+        <w:ind w:left="3600" w:hanging="360"/>
+      </w:pPr>
+      <w:rPr>
+        <w:rFonts w:ascii="Courier New" w:hAnsi="Courier New" w:cs="Courier New" w:hint="default"/>
+      </w:rPr>
     </w:lvl>
     <w:lvl w:ilvl="5">
       <w:numFmt w:val="bullet"/>
-      <w:lvlText w:val="–"/>
+      <w:lvlText w:val=""/>
       <w:lvlJc w:val="left"/>
       <w:pPr>
-        <w:ind w:left="4320" w:hanging="480"/>
-      </w:pPr>
+        <w:ind w:left="4320" w:hanging="360"/>
+      </w:pPr>
+      <w:rPr>
+        <w:rFonts w:ascii="Wingdings" w:hAnsi="Wingdings" w:cs="Wingdings" w:hint="default"/>
+      </w:rPr>
     </w:lvl>
     <w:lvl w:ilvl="6">
       <w:numFmt w:val="bullet"/>
-      <w:lvlText w:val="•"/>
+      <w:lvlText w:val=""/>
       <w:lvlJc w:val="left"/>
       <w:pPr>
-        <w:ind w:left="5040" w:hanging="480"/>
-      </w:pPr>
+        <w:ind w:left="5040" w:hanging="360"/>
+      </w:pPr>
+      <w:rPr>
+        <w:rFonts w:ascii="Symbol" w:hAnsi="Symbol" w:cs="Symbol" w:hint="default"/>
+      </w:rPr>
     </w:lvl>
     <w:lvl w:ilvl="7">
       <w:numFmt w:val="bullet"/>
-      <w:lvlText w:val="–"/>
+      <w:lvlText w:val="o"/>
       <w:lvlJc w:val="left"/>
       <w:pPr>
-        <w:ind w:left="5760" w:hanging="480"/>
-      </w:pPr>
+        <w:ind w:left="5760" w:hanging="360"/>
+      </w:pPr>
+      <w:rPr>
+        <w:rFonts w:ascii="Courier New" w:hAnsi="Courier New" w:cs="Courier New" w:hint="default"/>
+      </w:rPr>
     </w:lvl>
     <w:lvl w:ilvl="8">
       <w:numFmt w:val="bullet"/>
-      <w:lvlText w:val="•"/>
+      <w:lvlText w:val=""/>
       <w:lvlJc w:val="left"/>
       <w:pPr>
-        <w:ind w:left="6480" w:hanging="480"/>
-      </w:pPr>
+        <w:ind w:left="6480" w:hanging="360"/>
+      </w:pPr>
+      <w:rPr>
+        <w:rFonts w:ascii="Wingdings" w:hAnsi="Wingdings" w:cs="Wingdings" w:hint="default"/>
+      </w:rPr>
     </w:lvl>
   </w:abstractNum>
   <w:num w16cid:durableId="1305820082" w:numId="1">
@@ -6626,8 +6561,8 @@
     <w:name w:val="KeywordTok"/>
     <w:basedOn w:val="VerbatimChar"/>
     <w:rPr>
+      <w:b/>
       <w:color w:val="007020"/>
-      <w:b/>
     </w:rPr>
   </w:style>
   <w:style w:type="character" w:customStyle="1" w:styleId="DataTypeTok">
@@ -6703,40 +6638,43 @@
   <w:style w:type="character" w:customStyle="1" w:styleId="ImportTok">
     <w:name w:val="ImportTok"/>
     <w:basedOn w:val="VerbatimChar"/>
-    <w:rPr/>
+    <w:rPr>
+      <w:b/>
+      <w:color w:val="008000"/>
+    </w:rPr>
   </w:style>
   <w:style w:type="character" w:customStyle="1" w:styleId="CommentTok">
     <w:name w:val="CommentTok"/>
     <w:basedOn w:val="VerbatimChar"/>
     <w:rPr>
+      <w:i/>
       <w:color w:val="60a0b0"/>
-      <w:i/>
     </w:rPr>
   </w:style>
   <w:style w:type="character" w:customStyle="1" w:styleId="DocumentationTok">
     <w:name w:val="DocumentationTok"/>
     <w:basedOn w:val="VerbatimChar"/>
     <w:rPr>
+      <w:i/>
       <w:color w:val="ba2121"/>
-      <w:i/>
     </w:rPr>
   </w:style>
   <w:style w:type="character" w:customStyle="1" w:styleId="AnnotationTok">
     <w:name w:val="AnnotationTok"/>
     <w:basedOn w:val="VerbatimChar"/>
     <w:rPr>
-      <w:color w:val="60a0b0"/>
       <w:b/>
       <w:i/>
+      <w:color w:val="60a0b0"/>
     </w:rPr>
   </w:style>
   <w:style w:type="character" w:customStyle="1" w:styleId="CommentVarTok">
     <w:name w:val="CommentVarTok"/>
     <w:basedOn w:val="VerbatimChar"/>
     <w:rPr>
-      <w:color w:val="60a0b0"/>
       <w:b/>
       <w:i/>
+      <w:color w:val="60a0b0"/>
     </w:rPr>
   </w:style>
   <w:style w:type="character" w:customStyle="1" w:styleId="OtherTok">
@@ -6764,8 +6702,8 @@
     <w:name w:val="ControlFlowTok"/>
     <w:basedOn w:val="VerbatimChar"/>
     <w:rPr>
+      <w:b/>
       <w:color w:val="007020"/>
-      <w:b/>
     </w:rPr>
   </w:style>
   <w:style w:type="character" w:customStyle="1" w:styleId="OperatorTok">
@@ -6778,7 +6716,9 @@
   <w:style w:type="character" w:customStyle="1" w:styleId="BuiltInTok">
     <w:name w:val="BuiltInTok"/>
     <w:basedOn w:val="VerbatimChar"/>
-    <w:rPr/>
+    <w:rPr>
+      <w:color w:val="008000"/>
+    </w:rPr>
   </w:style>
   <w:style w:type="character" w:customStyle="1" w:styleId="ExtensionTok">
     <w:name w:val="ExtensionTok"/>
@@ -6808,34 +6748,34 @@
     <w:name w:val="InformationTok"/>
     <w:basedOn w:val="VerbatimChar"/>
     <w:rPr>
-      <w:color w:val="60a0b0"/>
       <w:b/>
       <w:i/>
+      <w:color w:val="60a0b0"/>
     </w:rPr>
   </w:style>
   <w:style w:type="character" w:customStyle="1" w:styleId="WarningTok">
     <w:name w:val="WarningTok"/>
     <w:basedOn w:val="VerbatimChar"/>
     <w:rPr>
-      <w:color w:val="60a0b0"/>
       <w:b/>
       <w:i/>
+      <w:color w:val="60a0b0"/>
     </w:rPr>
   </w:style>
   <w:style w:type="character" w:customStyle="1" w:styleId="AlertTok">
     <w:name w:val="AlertTok"/>
     <w:basedOn w:val="VerbatimChar"/>
     <w:rPr>
+      <w:b/>
       <w:color w:val="ff0000"/>
-      <w:b/>
     </w:rPr>
   </w:style>
   <w:style w:type="character" w:customStyle="1" w:styleId="ErrorTok">
     <w:name w:val="ErrorTok"/>
     <w:basedOn w:val="VerbatimChar"/>
     <w:rPr>
+      <w:b/>
       <w:color w:val="ff0000"/>
-      <w:b/>
     </w:rPr>
   </w:style>
   <w:style w:type="character" w:customStyle="1" w:styleId="NormalTok">
